--- a/Reproduciblity--Real-Data-Example--VCG-Data.docx
+++ b/Reproduciblity--Real-Data-Example--VCG-Data.docx
@@ -2534,7 +2534,7 @@
         <w:rPr>
           <w:rStyle w:val="DecValTok"/>
         </w:rPr>
-        <w:t xml:space="preserve">2000</w:t>
+        <w:t xml:space="preserve">11000</w:t>
       </w:r>
       <w:r>
         <w:rPr>
@@ -6432,6 +6432,816 @@
           <w:rStyle w:val="VerbatimChar"/>
         </w:rPr>
         <w:t xml:space="preserve">## [1] "MC_Iter=2000completed"</w:t>
+      </w:r>
+      <w:r>
+        <w:br/>
+      </w:r>
+      <w:r>
+        <w:rPr>
+          <w:rStyle w:val="VerbatimChar"/>
+        </w:rPr>
+        <w:t xml:space="preserve">## [1] "MC_Iter=2100completed"</w:t>
+      </w:r>
+      <w:r>
+        <w:br/>
+      </w:r>
+      <w:r>
+        <w:rPr>
+          <w:rStyle w:val="VerbatimChar"/>
+        </w:rPr>
+        <w:t xml:space="preserve">## [1] "MC_Iter=2200completed"</w:t>
+      </w:r>
+      <w:r>
+        <w:br/>
+      </w:r>
+      <w:r>
+        <w:rPr>
+          <w:rStyle w:val="VerbatimChar"/>
+        </w:rPr>
+        <w:t xml:space="preserve">## [1] "MC_Iter=2300completed"</w:t>
+      </w:r>
+      <w:r>
+        <w:br/>
+      </w:r>
+      <w:r>
+        <w:rPr>
+          <w:rStyle w:val="VerbatimChar"/>
+        </w:rPr>
+        <w:t xml:space="preserve">## [1] "MC_Iter=2400completed"</w:t>
+      </w:r>
+      <w:r>
+        <w:br/>
+      </w:r>
+      <w:r>
+        <w:rPr>
+          <w:rStyle w:val="VerbatimChar"/>
+        </w:rPr>
+        <w:t xml:space="preserve">## [1] "MC_Iter=2500completed"</w:t>
+      </w:r>
+      <w:r>
+        <w:br/>
+      </w:r>
+      <w:r>
+        <w:rPr>
+          <w:rStyle w:val="VerbatimChar"/>
+        </w:rPr>
+        <w:t xml:space="preserve">## [1] "MC_Iter=2600completed"</w:t>
+      </w:r>
+      <w:r>
+        <w:br/>
+      </w:r>
+      <w:r>
+        <w:rPr>
+          <w:rStyle w:val="VerbatimChar"/>
+        </w:rPr>
+        <w:t xml:space="preserve">## [1] "MC_Iter=2700completed"</w:t>
+      </w:r>
+      <w:r>
+        <w:br/>
+      </w:r>
+      <w:r>
+        <w:rPr>
+          <w:rStyle w:val="VerbatimChar"/>
+        </w:rPr>
+        <w:t xml:space="preserve">## [1] "MC_Iter=2800completed"</w:t>
+      </w:r>
+      <w:r>
+        <w:br/>
+      </w:r>
+      <w:r>
+        <w:rPr>
+          <w:rStyle w:val="VerbatimChar"/>
+        </w:rPr>
+        <w:t xml:space="preserve">## [1] "MC_Iter=2900completed"</w:t>
+      </w:r>
+      <w:r>
+        <w:br/>
+      </w:r>
+      <w:r>
+        <w:rPr>
+          <w:rStyle w:val="VerbatimChar"/>
+        </w:rPr>
+        <w:t xml:space="preserve">## [1] "MC_Iter=3000completed"</w:t>
+      </w:r>
+      <w:r>
+        <w:br/>
+      </w:r>
+      <w:r>
+        <w:rPr>
+          <w:rStyle w:val="VerbatimChar"/>
+        </w:rPr>
+        <w:t xml:space="preserve">## [1] "MC_Iter=3100completed"</w:t>
+      </w:r>
+      <w:r>
+        <w:br/>
+      </w:r>
+      <w:r>
+        <w:rPr>
+          <w:rStyle w:val="VerbatimChar"/>
+        </w:rPr>
+        <w:t xml:space="preserve">## [1] "MC_Iter=3200completed"</w:t>
+      </w:r>
+      <w:r>
+        <w:br/>
+      </w:r>
+      <w:r>
+        <w:rPr>
+          <w:rStyle w:val="VerbatimChar"/>
+        </w:rPr>
+        <w:t xml:space="preserve">## [1] "MC_Iter=3300completed"</w:t>
+      </w:r>
+      <w:r>
+        <w:br/>
+      </w:r>
+      <w:r>
+        <w:rPr>
+          <w:rStyle w:val="VerbatimChar"/>
+        </w:rPr>
+        <w:t xml:space="preserve">## [1] "MC_Iter=3400completed"</w:t>
+      </w:r>
+      <w:r>
+        <w:br/>
+      </w:r>
+      <w:r>
+        <w:rPr>
+          <w:rStyle w:val="VerbatimChar"/>
+        </w:rPr>
+        <w:t xml:space="preserve">## [1] "MC_Iter=3500completed"</w:t>
+      </w:r>
+      <w:r>
+        <w:br/>
+      </w:r>
+      <w:r>
+        <w:rPr>
+          <w:rStyle w:val="VerbatimChar"/>
+        </w:rPr>
+        <w:t xml:space="preserve">## [1] "MC_Iter=3600completed"</w:t>
+      </w:r>
+      <w:r>
+        <w:br/>
+      </w:r>
+      <w:r>
+        <w:rPr>
+          <w:rStyle w:val="VerbatimChar"/>
+        </w:rPr>
+        <w:t xml:space="preserve">## [1] "MC_Iter=3700completed"</w:t>
+      </w:r>
+      <w:r>
+        <w:br/>
+      </w:r>
+      <w:r>
+        <w:rPr>
+          <w:rStyle w:val="VerbatimChar"/>
+        </w:rPr>
+        <w:t xml:space="preserve">## [1] "MC_Iter=3800completed"</w:t>
+      </w:r>
+      <w:r>
+        <w:br/>
+      </w:r>
+      <w:r>
+        <w:rPr>
+          <w:rStyle w:val="VerbatimChar"/>
+        </w:rPr>
+        <w:t xml:space="preserve">## [1] "MC_Iter=3900completed"</w:t>
+      </w:r>
+      <w:r>
+        <w:br/>
+      </w:r>
+      <w:r>
+        <w:rPr>
+          <w:rStyle w:val="VerbatimChar"/>
+        </w:rPr>
+        <w:t xml:space="preserve">## [1] "MC_Iter=4000completed"</w:t>
+      </w:r>
+      <w:r>
+        <w:br/>
+      </w:r>
+      <w:r>
+        <w:rPr>
+          <w:rStyle w:val="VerbatimChar"/>
+        </w:rPr>
+        <w:t xml:space="preserve">## [1] "MC_Iter=4100completed"</w:t>
+      </w:r>
+      <w:r>
+        <w:br/>
+      </w:r>
+      <w:r>
+        <w:rPr>
+          <w:rStyle w:val="VerbatimChar"/>
+        </w:rPr>
+        <w:t xml:space="preserve">## [1] "MC_Iter=4200completed"</w:t>
+      </w:r>
+      <w:r>
+        <w:br/>
+      </w:r>
+      <w:r>
+        <w:rPr>
+          <w:rStyle w:val="VerbatimChar"/>
+        </w:rPr>
+        <w:t xml:space="preserve">## [1] "MC_Iter=4300completed"</w:t>
+      </w:r>
+      <w:r>
+        <w:br/>
+      </w:r>
+      <w:r>
+        <w:rPr>
+          <w:rStyle w:val="VerbatimChar"/>
+        </w:rPr>
+        <w:t xml:space="preserve">## [1] "MC_Iter=4400completed"</w:t>
+      </w:r>
+      <w:r>
+        <w:br/>
+      </w:r>
+      <w:r>
+        <w:rPr>
+          <w:rStyle w:val="VerbatimChar"/>
+        </w:rPr>
+        <w:t xml:space="preserve">## [1] "MC_Iter=4500completed"</w:t>
+      </w:r>
+      <w:r>
+        <w:br/>
+      </w:r>
+      <w:r>
+        <w:rPr>
+          <w:rStyle w:val="VerbatimChar"/>
+        </w:rPr>
+        <w:t xml:space="preserve">## [1] "MC_Iter=4600completed"</w:t>
+      </w:r>
+      <w:r>
+        <w:br/>
+      </w:r>
+      <w:r>
+        <w:rPr>
+          <w:rStyle w:val="VerbatimChar"/>
+        </w:rPr>
+        <w:t xml:space="preserve">## [1] "MC_Iter=4700completed"</w:t>
+      </w:r>
+      <w:r>
+        <w:br/>
+      </w:r>
+      <w:r>
+        <w:rPr>
+          <w:rStyle w:val="VerbatimChar"/>
+        </w:rPr>
+        <w:t xml:space="preserve">## [1] "MC_Iter=4800completed"</w:t>
+      </w:r>
+      <w:r>
+        <w:br/>
+      </w:r>
+      <w:r>
+        <w:rPr>
+          <w:rStyle w:val="VerbatimChar"/>
+        </w:rPr>
+        <w:t xml:space="preserve">## [1] "MC_Iter=4900completed"</w:t>
+      </w:r>
+      <w:r>
+        <w:br/>
+      </w:r>
+      <w:r>
+        <w:rPr>
+          <w:rStyle w:val="VerbatimChar"/>
+        </w:rPr>
+        <w:t xml:space="preserve">## [1] "MC_Iter=5000completed"</w:t>
+      </w:r>
+      <w:r>
+        <w:br/>
+      </w:r>
+      <w:r>
+        <w:rPr>
+          <w:rStyle w:val="VerbatimChar"/>
+        </w:rPr>
+        <w:t xml:space="preserve">## [1] "MC_Iter=5100completed"</w:t>
+      </w:r>
+      <w:r>
+        <w:br/>
+      </w:r>
+      <w:r>
+        <w:rPr>
+          <w:rStyle w:val="VerbatimChar"/>
+        </w:rPr>
+        <w:t xml:space="preserve">## [1] "MC_Iter=5200completed"</w:t>
+      </w:r>
+      <w:r>
+        <w:br/>
+      </w:r>
+      <w:r>
+        <w:rPr>
+          <w:rStyle w:val="VerbatimChar"/>
+        </w:rPr>
+        <w:t xml:space="preserve">## [1] "MC_Iter=5300completed"</w:t>
+      </w:r>
+      <w:r>
+        <w:br/>
+      </w:r>
+      <w:r>
+        <w:rPr>
+          <w:rStyle w:val="VerbatimChar"/>
+        </w:rPr>
+        <w:t xml:space="preserve">## [1] "MC_Iter=5400completed"</w:t>
+      </w:r>
+      <w:r>
+        <w:br/>
+      </w:r>
+      <w:r>
+        <w:rPr>
+          <w:rStyle w:val="VerbatimChar"/>
+        </w:rPr>
+        <w:t xml:space="preserve">## [1] "MC_Iter=5500completed"</w:t>
+      </w:r>
+      <w:r>
+        <w:br/>
+      </w:r>
+      <w:r>
+        <w:rPr>
+          <w:rStyle w:val="VerbatimChar"/>
+        </w:rPr>
+        <w:t xml:space="preserve">## [1] "MC_Iter=5600completed"</w:t>
+      </w:r>
+      <w:r>
+        <w:br/>
+      </w:r>
+      <w:r>
+        <w:rPr>
+          <w:rStyle w:val="VerbatimChar"/>
+        </w:rPr>
+        <w:t xml:space="preserve">## [1] "MC_Iter=5700completed"</w:t>
+      </w:r>
+      <w:r>
+        <w:br/>
+      </w:r>
+      <w:r>
+        <w:rPr>
+          <w:rStyle w:val="VerbatimChar"/>
+        </w:rPr>
+        <w:t xml:space="preserve">## [1] "MC_Iter=5800completed"</w:t>
+      </w:r>
+      <w:r>
+        <w:br/>
+      </w:r>
+      <w:r>
+        <w:rPr>
+          <w:rStyle w:val="VerbatimChar"/>
+        </w:rPr>
+        <w:t xml:space="preserve">## [1] "MC_Iter=5900completed"</w:t>
+      </w:r>
+      <w:r>
+        <w:br/>
+      </w:r>
+      <w:r>
+        <w:rPr>
+          <w:rStyle w:val="VerbatimChar"/>
+        </w:rPr>
+        <w:t xml:space="preserve">## [1] "MC_Iter=6000completed"</w:t>
+      </w:r>
+      <w:r>
+        <w:br/>
+      </w:r>
+      <w:r>
+        <w:rPr>
+          <w:rStyle w:val="VerbatimChar"/>
+        </w:rPr>
+        <w:t xml:space="preserve">## [1] "MC_Iter=6100completed"</w:t>
+      </w:r>
+      <w:r>
+        <w:br/>
+      </w:r>
+      <w:r>
+        <w:rPr>
+          <w:rStyle w:val="VerbatimChar"/>
+        </w:rPr>
+        <w:t xml:space="preserve">## [1] "MC_Iter=6200completed"</w:t>
+      </w:r>
+      <w:r>
+        <w:br/>
+      </w:r>
+      <w:r>
+        <w:rPr>
+          <w:rStyle w:val="VerbatimChar"/>
+        </w:rPr>
+        <w:t xml:space="preserve">## [1] "MC_Iter=6300completed"</w:t>
+      </w:r>
+      <w:r>
+        <w:br/>
+      </w:r>
+      <w:r>
+        <w:rPr>
+          <w:rStyle w:val="VerbatimChar"/>
+        </w:rPr>
+        <w:t xml:space="preserve">## [1] "MC_Iter=6400completed"</w:t>
+      </w:r>
+      <w:r>
+        <w:br/>
+      </w:r>
+      <w:r>
+        <w:rPr>
+          <w:rStyle w:val="VerbatimChar"/>
+        </w:rPr>
+        <w:t xml:space="preserve">## [1] "MC_Iter=6500completed"</w:t>
+      </w:r>
+      <w:r>
+        <w:br/>
+      </w:r>
+      <w:r>
+        <w:rPr>
+          <w:rStyle w:val="VerbatimChar"/>
+        </w:rPr>
+        <w:t xml:space="preserve">## [1] "MC_Iter=6600completed"</w:t>
+      </w:r>
+      <w:r>
+        <w:br/>
+      </w:r>
+      <w:r>
+        <w:rPr>
+          <w:rStyle w:val="VerbatimChar"/>
+        </w:rPr>
+        <w:t xml:space="preserve">## [1] "MC_Iter=6700completed"</w:t>
+      </w:r>
+      <w:r>
+        <w:br/>
+      </w:r>
+      <w:r>
+        <w:rPr>
+          <w:rStyle w:val="VerbatimChar"/>
+        </w:rPr>
+        <w:t xml:space="preserve">## [1] "MC_Iter=6800completed"</w:t>
+      </w:r>
+      <w:r>
+        <w:br/>
+      </w:r>
+      <w:r>
+        <w:rPr>
+          <w:rStyle w:val="VerbatimChar"/>
+        </w:rPr>
+        <w:t xml:space="preserve">## [1] "MC_Iter=6900completed"</w:t>
+      </w:r>
+      <w:r>
+        <w:br/>
+      </w:r>
+      <w:r>
+        <w:rPr>
+          <w:rStyle w:val="VerbatimChar"/>
+        </w:rPr>
+        <w:t xml:space="preserve">## [1] "MC_Iter=7000completed"</w:t>
+      </w:r>
+      <w:r>
+        <w:br/>
+      </w:r>
+      <w:r>
+        <w:rPr>
+          <w:rStyle w:val="VerbatimChar"/>
+        </w:rPr>
+        <w:t xml:space="preserve">## [1] "MC_Iter=7100completed"</w:t>
+      </w:r>
+      <w:r>
+        <w:br/>
+      </w:r>
+      <w:r>
+        <w:rPr>
+          <w:rStyle w:val="VerbatimChar"/>
+        </w:rPr>
+        <w:t xml:space="preserve">## [1] "MC_Iter=7200completed"</w:t>
+      </w:r>
+      <w:r>
+        <w:br/>
+      </w:r>
+      <w:r>
+        <w:rPr>
+          <w:rStyle w:val="VerbatimChar"/>
+        </w:rPr>
+        <w:t xml:space="preserve">## [1] "MC_Iter=7300completed"</w:t>
+      </w:r>
+      <w:r>
+        <w:br/>
+      </w:r>
+      <w:r>
+        <w:rPr>
+          <w:rStyle w:val="VerbatimChar"/>
+        </w:rPr>
+        <w:t xml:space="preserve">## [1] "MC_Iter=7400completed"</w:t>
+      </w:r>
+      <w:r>
+        <w:br/>
+      </w:r>
+      <w:r>
+        <w:rPr>
+          <w:rStyle w:val="VerbatimChar"/>
+        </w:rPr>
+        <w:t xml:space="preserve">## [1] "MC_Iter=7500completed"</w:t>
+      </w:r>
+      <w:r>
+        <w:br/>
+      </w:r>
+      <w:r>
+        <w:rPr>
+          <w:rStyle w:val="VerbatimChar"/>
+        </w:rPr>
+        <w:t xml:space="preserve">## [1] "MC_Iter=7600completed"</w:t>
+      </w:r>
+      <w:r>
+        <w:br/>
+      </w:r>
+      <w:r>
+        <w:rPr>
+          <w:rStyle w:val="VerbatimChar"/>
+        </w:rPr>
+        <w:t xml:space="preserve">## [1] "MC_Iter=7700completed"</w:t>
+      </w:r>
+      <w:r>
+        <w:br/>
+      </w:r>
+      <w:r>
+        <w:rPr>
+          <w:rStyle w:val="VerbatimChar"/>
+        </w:rPr>
+        <w:t xml:space="preserve">## [1] "MC_Iter=7800completed"</w:t>
+      </w:r>
+      <w:r>
+        <w:br/>
+      </w:r>
+      <w:r>
+        <w:rPr>
+          <w:rStyle w:val="VerbatimChar"/>
+        </w:rPr>
+        <w:t xml:space="preserve">## [1] "MC_Iter=7900completed"</w:t>
+      </w:r>
+      <w:r>
+        <w:br/>
+      </w:r>
+      <w:r>
+        <w:rPr>
+          <w:rStyle w:val="VerbatimChar"/>
+        </w:rPr>
+        <w:t xml:space="preserve">## [1] "MC_Iter=8000completed"</w:t>
+      </w:r>
+      <w:r>
+        <w:br/>
+      </w:r>
+      <w:r>
+        <w:rPr>
+          <w:rStyle w:val="VerbatimChar"/>
+        </w:rPr>
+        <w:t xml:space="preserve">## [1] "MC_Iter=8100completed"</w:t>
+      </w:r>
+      <w:r>
+        <w:br/>
+      </w:r>
+      <w:r>
+        <w:rPr>
+          <w:rStyle w:val="VerbatimChar"/>
+        </w:rPr>
+        <w:t xml:space="preserve">## [1] "MC_Iter=8200completed"</w:t>
+      </w:r>
+      <w:r>
+        <w:br/>
+      </w:r>
+      <w:r>
+        <w:rPr>
+          <w:rStyle w:val="VerbatimChar"/>
+        </w:rPr>
+        <w:t xml:space="preserve">## [1] "MC_Iter=8300completed"</w:t>
+      </w:r>
+      <w:r>
+        <w:br/>
+      </w:r>
+      <w:r>
+        <w:rPr>
+          <w:rStyle w:val="VerbatimChar"/>
+        </w:rPr>
+        <w:t xml:space="preserve">## [1] "MC_Iter=8400completed"</w:t>
+      </w:r>
+      <w:r>
+        <w:br/>
+      </w:r>
+      <w:r>
+        <w:rPr>
+          <w:rStyle w:val="VerbatimChar"/>
+        </w:rPr>
+        <w:t xml:space="preserve">## [1] "MC_Iter=8500completed"</w:t>
+      </w:r>
+      <w:r>
+        <w:br/>
+      </w:r>
+      <w:r>
+        <w:rPr>
+          <w:rStyle w:val="VerbatimChar"/>
+        </w:rPr>
+        <w:t xml:space="preserve">## [1] "MC_Iter=8600completed"</w:t>
+      </w:r>
+      <w:r>
+        <w:br/>
+      </w:r>
+      <w:r>
+        <w:rPr>
+          <w:rStyle w:val="VerbatimChar"/>
+        </w:rPr>
+        <w:t xml:space="preserve">## [1] "MC_Iter=8700completed"</w:t>
+      </w:r>
+      <w:r>
+        <w:br/>
+      </w:r>
+      <w:r>
+        <w:rPr>
+          <w:rStyle w:val="VerbatimChar"/>
+        </w:rPr>
+        <w:t xml:space="preserve">## [1] "MC_Iter=8800completed"</w:t>
+      </w:r>
+      <w:r>
+        <w:br/>
+      </w:r>
+      <w:r>
+        <w:rPr>
+          <w:rStyle w:val="VerbatimChar"/>
+        </w:rPr>
+        <w:t xml:space="preserve">## [1] "MC_Iter=8900completed"</w:t>
+      </w:r>
+      <w:r>
+        <w:br/>
+      </w:r>
+      <w:r>
+        <w:rPr>
+          <w:rStyle w:val="VerbatimChar"/>
+        </w:rPr>
+        <w:t xml:space="preserve">## [1] "MC_Iter=9000completed"</w:t>
+      </w:r>
+      <w:r>
+        <w:br/>
+      </w:r>
+      <w:r>
+        <w:rPr>
+          <w:rStyle w:val="VerbatimChar"/>
+        </w:rPr>
+        <w:t xml:space="preserve">## [1] "MC_Iter=9100completed"</w:t>
+      </w:r>
+      <w:r>
+        <w:br/>
+      </w:r>
+      <w:r>
+        <w:rPr>
+          <w:rStyle w:val="VerbatimChar"/>
+        </w:rPr>
+        <w:t xml:space="preserve">## [1] "MC_Iter=9200completed"</w:t>
+      </w:r>
+      <w:r>
+        <w:br/>
+      </w:r>
+      <w:r>
+        <w:rPr>
+          <w:rStyle w:val="VerbatimChar"/>
+        </w:rPr>
+        <w:t xml:space="preserve">## [1] "MC_Iter=9300completed"</w:t>
+      </w:r>
+      <w:r>
+        <w:br/>
+      </w:r>
+      <w:r>
+        <w:rPr>
+          <w:rStyle w:val="VerbatimChar"/>
+        </w:rPr>
+        <w:t xml:space="preserve">## [1] "MC_Iter=9400completed"</w:t>
+      </w:r>
+      <w:r>
+        <w:br/>
+      </w:r>
+      <w:r>
+        <w:rPr>
+          <w:rStyle w:val="VerbatimChar"/>
+        </w:rPr>
+        <w:t xml:space="preserve">## [1] "MC_Iter=9500completed"</w:t>
+      </w:r>
+      <w:r>
+        <w:br/>
+      </w:r>
+      <w:r>
+        <w:rPr>
+          <w:rStyle w:val="VerbatimChar"/>
+        </w:rPr>
+        <w:t xml:space="preserve">## [1] "MC_Iter=9600completed"</w:t>
+      </w:r>
+      <w:r>
+        <w:br/>
+      </w:r>
+      <w:r>
+        <w:rPr>
+          <w:rStyle w:val="VerbatimChar"/>
+        </w:rPr>
+        <w:t xml:space="preserve">## [1] "MC_Iter=9700completed"</w:t>
+      </w:r>
+      <w:r>
+        <w:br/>
+      </w:r>
+      <w:r>
+        <w:rPr>
+          <w:rStyle w:val="VerbatimChar"/>
+        </w:rPr>
+        <w:t xml:space="preserve">## [1] "MC_Iter=9800completed"</w:t>
+      </w:r>
+      <w:r>
+        <w:br/>
+      </w:r>
+      <w:r>
+        <w:rPr>
+          <w:rStyle w:val="VerbatimChar"/>
+        </w:rPr>
+        <w:t xml:space="preserve">## [1] "MC_Iter=9900completed"</w:t>
+      </w:r>
+      <w:r>
+        <w:br/>
+      </w:r>
+      <w:r>
+        <w:rPr>
+          <w:rStyle w:val="VerbatimChar"/>
+        </w:rPr>
+        <w:t xml:space="preserve">## [1] "MC_Iter=10000completed"</w:t>
+      </w:r>
+      <w:r>
+        <w:br/>
+      </w:r>
+      <w:r>
+        <w:rPr>
+          <w:rStyle w:val="VerbatimChar"/>
+        </w:rPr>
+        <w:t xml:space="preserve">## [1] "MC_Iter=10100completed"</w:t>
+      </w:r>
+      <w:r>
+        <w:br/>
+      </w:r>
+      <w:r>
+        <w:rPr>
+          <w:rStyle w:val="VerbatimChar"/>
+        </w:rPr>
+        <w:t xml:space="preserve">## [1] "MC_Iter=10200completed"</w:t>
+      </w:r>
+      <w:r>
+        <w:br/>
+      </w:r>
+      <w:r>
+        <w:rPr>
+          <w:rStyle w:val="VerbatimChar"/>
+        </w:rPr>
+        <w:t xml:space="preserve">## [1] "MC_Iter=10300completed"</w:t>
+      </w:r>
+      <w:r>
+        <w:br/>
+      </w:r>
+      <w:r>
+        <w:rPr>
+          <w:rStyle w:val="VerbatimChar"/>
+        </w:rPr>
+        <w:t xml:space="preserve">## [1] "MC_Iter=10400completed"</w:t>
+      </w:r>
+      <w:r>
+        <w:br/>
+      </w:r>
+      <w:r>
+        <w:rPr>
+          <w:rStyle w:val="VerbatimChar"/>
+        </w:rPr>
+        <w:t xml:space="preserve">## [1] "MC_Iter=10500completed"</w:t>
+      </w:r>
+      <w:r>
+        <w:br/>
+      </w:r>
+      <w:r>
+        <w:rPr>
+          <w:rStyle w:val="VerbatimChar"/>
+        </w:rPr>
+        <w:t xml:space="preserve">## [1] "MC_Iter=10600completed"</w:t>
+      </w:r>
+      <w:r>
+        <w:br/>
+      </w:r>
+      <w:r>
+        <w:rPr>
+          <w:rStyle w:val="VerbatimChar"/>
+        </w:rPr>
+        <w:t xml:space="preserve">## [1] "MC_Iter=10700completed"</w:t>
+      </w:r>
+      <w:r>
+        <w:br/>
+      </w:r>
+      <w:r>
+        <w:rPr>
+          <w:rStyle w:val="VerbatimChar"/>
+        </w:rPr>
+        <w:t xml:space="preserve">## [1] "MC_Iter=10800completed"</w:t>
+      </w:r>
+      <w:r>
+        <w:br/>
+      </w:r>
+      <w:r>
+        <w:rPr>
+          <w:rStyle w:val="VerbatimChar"/>
+        </w:rPr>
+        <w:t xml:space="preserve">## [1] "MC_Iter=10900completed"</w:t>
+      </w:r>
+      <w:r>
+        <w:br/>
+      </w:r>
+      <w:r>
+        <w:rPr>
+          <w:rStyle w:val="VerbatimChar"/>
+        </w:rPr>
+        <w:t xml:space="preserve">## [1] "MC_Iter=11000completed"</w:t>
       </w:r>
     </w:p>
     <w:bookmarkEnd w:id="23"/>
@@ -9073,34 +9883,34 @@
         <w:rPr>
           <w:rStyle w:val="VerbatimChar"/>
         </w:rPr>
-        <w:t xml:space="preserve">## [1,] "5.4(1.17)"   "6.98(1.44)"  "6.44(1.36)" </w:t>
-      </w:r>
-      <w:r>
-        <w:br/>
-      </w:r>
-      <w:r>
-        <w:rPr>
-          <w:rStyle w:val="VerbatimChar"/>
-        </w:rPr>
-        <w:t xml:space="preserve">## [2,] "2.23(1.96)"  "5.36(2.64)"  "3.53(2.33)" </w:t>
-      </w:r>
-      <w:r>
-        <w:br/>
-      </w:r>
-      <w:r>
-        <w:rPr>
-          <w:rStyle w:val="VerbatimChar"/>
-        </w:rPr>
-        <w:t xml:space="preserve">## [3,] "0.46(1.65)"  "-0.72(1.92)" "-1.79(1.71)"</w:t>
-      </w:r>
-      <w:r>
-        <w:br/>
-      </w:r>
-      <w:r>
-        <w:rPr>
-          <w:rStyle w:val="VerbatimChar"/>
-        </w:rPr>
-        <w:t xml:space="preserve">## [4,] "-1.81(2.73)" "-5.04(3.31)" "-4.07(2.83)"</w:t>
+        <w:t xml:space="preserve">## [1,] "5.46(1.14)"  "7.03(1.38)"  "6.48(1.28)" </w:t>
+      </w:r>
+      <w:r>
+        <w:br/>
+      </w:r>
+      <w:r>
+        <w:rPr>
+          <w:rStyle w:val="VerbatimChar"/>
+        </w:rPr>
+        <w:t xml:space="preserve">## [2,] "2.22(1.96)"  "5.43(2.7)"   "3.6(2.34)"  </w:t>
+      </w:r>
+      <w:r>
+        <w:br/>
+      </w:r>
+      <w:r>
+        <w:rPr>
+          <w:rStyle w:val="VerbatimChar"/>
+        </w:rPr>
+        <w:t xml:space="preserve">## [3,] "0.24(1.62)"  "-0.89(1.84)" "-1.94(1.62)"</w:t>
+      </w:r>
+      <w:r>
+        <w:br/>
+      </w:r>
+      <w:r>
+        <w:rPr>
+          <w:rStyle w:val="VerbatimChar"/>
+        </w:rPr>
+        <w:t xml:space="preserve">## [4,] "-1.69(2.76)" "-5.04(3.39)" "-4.1(2.8)"</w:t>
       </w:r>
     </w:p>
     <w:p>
@@ -9317,7 +10127,7 @@
         <w:rPr>
           <w:rStyle w:val="VerbatimChar"/>
         </w:rPr>
-        <w:t xml:space="preserve">## -7.12  2.84</w:t>
+        <w:t xml:space="preserve">## -7.24  3.67</w:t>
       </w:r>
     </w:p>
     <w:p>
@@ -9432,7 +10242,7 @@
         <w:rPr>
           <w:rStyle w:val="VerbatimChar"/>
         </w:rPr>
-        <w:t xml:space="preserve">## [1] "Total Run Time=1.74406028588613minutes"</w:t>
+        <w:t xml:space="preserve">## [1] "Total Run Time=10.1204479495684minutes"</w:t>
       </w:r>
     </w:p>
     <w:bookmarkEnd w:id="34"/>
